--- a/pr-preview/pr-186/bayesian-inference-handout-tracked-changes.docx
+++ b/pr-preview/pr-186/bayesian-inference-handout-tracked-changes.docx
@@ -16,7 +16,7 @@
       </w:pPr>
       <w:del w:id="1" w:author="PR Preview" w:date="2026-01-01T00:00:00Z">
         <w:r>
-          <w:delText xml:space="preserve">Last modified: 2026-10-15 00:45:59 (PDT)</w:delText>
+          <w:delText xml:space="preserve">Last modified: 2026-10-15 05:33:00 (PDT)</w:delText>
         </w:r>
       </w:del>
     </w:p>
@@ -26,7 +26,7 @@
       </w:pPr>
       <w:ins w:id="2" w:author="PR Preview" w:date="2026-01-01T00:00:00Z">
         <w:r>
-          <w:t xml:space="preserve">Last modified: 2026-10-15 00:40:06 (PDT)</w:t>
+          <w:t xml:space="preserve">Last modified: 2026-10-15 05:45:04 (PDT)</w:t>
         </w:r>
       </w:ins>
     </w:p>
@@ -32990,7 +32990,7 @@
             <w:b/>
             <w:bCs/>
           </w:rPr>
-          <w:t xml:space="preserve">Definition 13 (Flat prior (uniform prior, noninformative prior))</w:t>
+          <w:t xml:space="preserve">Definition 13 (Flat prior (uniform prior))</w:t>
         </w:r>
       </w:ins>
       <w:ins w:id="81" w:author="PR Preview" w:date="2026-01-01T00:00:00Z">
@@ -33043,60 +33043,31 @@
             <w:b/>
             <w:bCs/>
           </w:rPr>
-          <w:t xml:space="preserve">uniform</w:t>
+          <w:t xml:space="preserve">uniform prior</w:t>
         </w:r>
       </w:ins>
       <w:ins w:id="90" w:author="PR Preview" w:date="2026-01-01T00:00:00Z">
         <w:r>
-          <w:t xml:space="preserve"> </w:t>
+          <w:t xml:space="preserve">,</w:t>
         </w:r>
       </w:ins>
       <w:ins w:id="91" w:author="PR Preview" w:date="2026-01-01T00:00:00Z">
         <w:r>
-          <w:t xml:space="preserve">or</w:t>
+          <w:t xml:space="preserve"> </w:t>
         </w:r>
       </w:ins>
       <w:ins w:id="92" w:author="PR Preview" w:date="2026-01-01T00:00:00Z">
         <w:r>
-          <w:t xml:space="preserve"> </w:t>
+          <w:t xml:space="preserve">is a</w:t>
         </w:r>
       </w:ins>
       <w:ins w:id="93" w:author="PR Preview" w:date="2026-01-01T00:00:00Z">
-        <w:r>
-          <w:rPr>
-            <w:b/>
-            <w:bCs/>
-          </w:rPr>
-          <w:t xml:space="preserve">noninformative</w:t>
-        </w:r>
-      </w:ins>
-      <w:ins w:id="94" w:author="PR Preview" w:date="2026-01-01T00:00:00Z">
-        <w:r>
-          <w:t xml:space="preserve"> </w:t>
-        </w:r>
-      </w:ins>
-      <w:ins w:id="95" w:author="PR Preview" w:date="2026-01-01T00:00:00Z">
-        <w:r>
-          <w:t xml:space="preserve">prior,</w:t>
-        </w:r>
-      </w:ins>
-      <w:ins w:id="96" w:author="PR Preview" w:date="2026-01-01T00:00:00Z">
-        <w:r>
-          <w:t xml:space="preserve"> </w:t>
-        </w:r>
-      </w:ins>
-      <w:ins w:id="97" w:author="PR Preview" w:date="2026-01-01T00:00:00Z">
-        <w:r>
-          <w:t xml:space="preserve">is a</w:t>
-        </w:r>
-      </w:ins>
-      <w:ins w:id="98" w:author="PR Preview" w:date="2026-01-01T00:00:00Z">
         <w:r>
           <w:t xml:space="preserve"> </w:t>
         </w:r>
       </w:ins>
       <w:hyperlink w:anchor="def-prior">
-        <w:ins w:id="99" w:author="PR Preview" w:date="2026-01-01T00:00:00Z">
+        <w:ins w:id="94" w:author="PR Preview" w:date="2026-01-01T00:00:00Z">
           <w:r>
             <w:rPr>
               <w:rStyle w:val="Hyperlink"/>
@@ -33105,53 +33076,101 @@
           </w:r>
         </w:ins>
       </w:hyperlink>
+      <w:ins w:id="95" w:author="PR Preview" w:date="2026-01-01T00:00:00Z">
+        <w:r>
+          <w:t xml:space="preserve"> </w:t>
+        </w:r>
+      </w:ins>
+      <w:ins w:id="96" w:author="PR Preview" w:date="2026-01-01T00:00:00Z">
+        <w:r>
+          <w:t xml:space="preserve">whose density is constant on the parameter space:</w:t>
+        </w:r>
+      </w:ins>
+      <w:ins w:id="97" w:author="PR Preview" w:date="2026-01-01T00:00:00Z">
+        <w:r>
+          <w:t xml:space="preserve"> </w:t>
+        </w:r>
+      </w:ins>
+      <m:oMath>
+        <m:r>
+          <m:rPr>
+            <m:sty m:val="p"/>
+          </m:rPr>
+          <m:t>p</m:t>
+        </m:r>
+        <m:r>
+          <m:rPr>
+            <m:sty m:val="p"/>
+          </m:rPr>
+          <m:t>(</m:t>
+        </m:r>
+        <m:r>
+          <m:t>θ</m:t>
+        </m:r>
+        <m:r>
+          <m:rPr>
+            <m:sty m:val="p"/>
+          </m:rPr>
+          <m:t>)</m:t>
+        </m:r>
+        <m:r>
+          <m:rPr>
+            <m:sty m:val="p"/>
+          </m:rPr>
+          <m:t>∝</m:t>
+        </m:r>
+        <m:r>
+          <m:t>1</m:t>
+        </m:r>
+      </m:oMath>
+      <w:ins w:id="98" w:author="PR Preview" w:date="2026-01-01T00:00:00Z">
+        <w:r>
+          <w:t xml:space="preserve"> </w:t>
+        </w:r>
+      </w:ins>
+      <w:ins w:id="99" w:author="PR Preview" w:date="2026-01-01T00:00:00Z">
+        <w:r>
+          <w:t xml:space="preserve">for</w:t>
+        </w:r>
+      </w:ins>
       <w:ins w:id="100" w:author="PR Preview" w:date="2026-01-01T00:00:00Z">
         <w:r>
           <w:t xml:space="preserve"> </w:t>
         </w:r>
       </w:ins>
-      <w:ins w:id="101" w:author="PR Preview" w:date="2026-01-01T00:00:00Z">
-        <w:r>
-          <w:t xml:space="preserve">whose density is constant on the parameter space:</w:t>
-        </w:r>
-      </w:ins>
-      <w:ins w:id="102" w:author="PR Preview" w:date="2026-01-01T00:00:00Z">
-        <w:r>
-          <w:t xml:space="preserve"> </w:t>
-        </w:r>
-      </w:ins>
       <m:oMath>
+        <m:r>
+          <m:t>θ</m:t>
+        </m:r>
         <m:r>
           <m:rPr>
             <m:sty m:val="p"/>
           </m:rPr>
-          <m:t>p</m:t>
+          <m:t>∈</m:t>
         </m:r>
         <m:r>
           <m:rPr>
             <m:sty m:val="p"/>
           </m:rPr>
-          <m:t>(</m:t>
-        </m:r>
-        <m:r>
-          <m:t>θ</m:t>
-        </m:r>
-        <m:r>
-          <m:rPr>
-            <m:sty m:val="p"/>
-          </m:rPr>
-          <m:t>)</m:t>
-        </m:r>
-        <m:r>
-          <m:rPr>
-            <m:sty m:val="p"/>
-          </m:rPr>
-          <m:t>∝</m:t>
-        </m:r>
-        <m:r>
-          <m:t>1</m:t>
+          <m:t>Θ</m:t>
         </m:r>
       </m:oMath>
+      <w:ins w:id="101" w:author="PR Preview" w:date="2026-01-01T00:00:00Z">
+        <w:r>
+          <w:t xml:space="preserve">.</w:t>
+        </w:r>
+      </w:ins>
+    </w:p>
+    <w:bookmarkEnd w:id="91"/>
+    <w:p>
+      <w:pPr>
+        <w:pStyle w:val="BodyText"/>
+      </w:pPr>
+      <w:ins w:id="102" w:author="PR Preview" w:date="2026-01-01T00:00:00Z">
+        <w:r>
+          <w:t xml:space="preserve">A flat prior is a common choice of noninformative prior,</w:t>
+        </w:r>
+      </w:ins>
       <w:ins w:id="103" w:author="PR Preview" w:date="2026-01-01T00:00:00Z">
         <w:r>
           <w:t xml:space="preserve"> </w:t>
@@ -33159,7 +33178,7 @@
       </w:ins>
       <w:ins w:id="104" w:author="PR Preview" w:date="2026-01-01T00:00:00Z">
         <w:r>
-          <w:t xml:space="preserve">for</w:t>
+          <w:t xml:space="preserve">but</w:t>
         </w:r>
       </w:ins>
       <w:ins w:id="105" w:author="PR Preview" w:date="2026-01-01T00:00:00Z">
@@ -33167,30 +33186,32 @@
           <w:t xml:space="preserve"> </w:t>
         </w:r>
       </w:ins>
-      <m:oMath>
-        <m:r>
-          <m:t>θ</m:t>
-        </m:r>
-        <m:r>
-          <m:rPr>
-            <m:sty m:val="p"/>
-          </m:rPr>
-          <m:t>∈</m:t>
-        </m:r>
-        <m:r>
-          <m:rPr>
-            <m:sty m:val="p"/>
-          </m:rPr>
-          <m:t>Θ</m:t>
-        </m:r>
-      </m:oMath>
       <w:ins w:id="106" w:author="PR Preview" w:date="2026-01-01T00:00:00Z">
         <w:r>
-          <w:t xml:space="preserve">.</w:t>
+          <w:t xml:space="preserve">“noninformative prior”</w:t>
+        </w:r>
+      </w:ins>
+      <w:ins w:id="107" w:author="PR Preview" w:date="2026-01-01T00:00:00Z">
+        <w:r>
+          <w:t xml:space="preserve"> </w:t>
+        </w:r>
+      </w:ins>
+      <w:ins w:id="108" w:author="PR Preview" w:date="2026-01-01T00:00:00Z">
+        <w:r>
+          <w:t xml:space="preserve">is the broader idea:</w:t>
+        </w:r>
+      </w:ins>
+      <w:ins w:id="109" w:author="PR Preview" w:date="2026-01-01T00:00:00Z">
+        <w:r>
+          <w:t xml:space="preserve"> </w:t>
+        </w:r>
+      </w:ins>
+      <w:ins w:id="110" w:author="PR Preview" w:date="2026-01-01T00:00:00Z">
+        <w:r>
+          <w:t xml:space="preserve">other noninformative priors, such as Jeffreys priors, are not flat.</w:t>
         </w:r>
       </w:ins>
     </w:p>
-    <w:bookmarkEnd w:id="91"/>
     <w:bookmarkStart w:id="92" w:name="def-improper-prior"/>
     <w:p>
       <w:pPr>
@@ -52319,7 +52340,7 @@
       <w:pPr>
         <w:pStyle w:val="FirstParagraph"/>
       </w:pPr>
-      <w:del w:id="107" w:author="PR Preview" w:date="2026-01-01T00:00:00Z">
+      <w:del w:id="111" w:author="PR Preview" w:date="2026-01-01T00:00:00Z">
         <w:r>
           <w:rPr>
             <w:b/>
@@ -52328,22 +52349,22 @@
           <w:delText xml:space="preserve">Definition 22 (Hierarchical model)</w:delText>
         </w:r>
       </w:del>
-      <w:del w:id="108" w:author="PR Preview" w:date="2026-01-01T00:00:00Z">
+      <w:del w:id="112" w:author="PR Preview" w:date="2026-01-01T00:00:00Z">
         <w:r>
           <w:delText xml:space="preserve"> </w:delText>
         </w:r>
       </w:del>
-      <w:del w:id="109" w:author="PR Preview" w:date="2026-01-01T00:00:00Z">
+      <w:del w:id="113" w:author="PR Preview" w:date="2026-01-01T00:00:00Z">
         <w:r>
           <w:delText xml:space="preserve">A</w:delText>
         </w:r>
       </w:del>
-      <w:del w:id="110" w:author="PR Preview" w:date="2026-01-01T00:00:00Z">
+      <w:del w:id="114" w:author="PR Preview" w:date="2026-01-01T00:00:00Z">
         <w:r>
           <w:delText xml:space="preserve"> </w:delText>
         </w:r>
       </w:del>
-      <w:del w:id="111" w:author="PR Preview" w:date="2026-01-01T00:00:00Z">
+      <w:del w:id="115" w:author="PR Preview" w:date="2026-01-01T00:00:00Z">
         <w:r>
           <w:rPr>
             <w:b/>
@@ -52352,17 +52373,17 @@
           <w:delText xml:space="preserve">hierarchical model</w:delText>
         </w:r>
       </w:del>
-      <w:del w:id="112" w:author="PR Preview" w:date="2026-01-01T00:00:00Z">
+      <w:del w:id="116" w:author="PR Preview" w:date="2026-01-01T00:00:00Z">
         <w:r>
           <w:delText xml:space="preserve">, also called a</w:delText>
         </w:r>
       </w:del>
-      <w:del w:id="113" w:author="PR Preview" w:date="2026-01-01T00:00:00Z">
+      <w:del w:id="117" w:author="PR Preview" w:date="2026-01-01T00:00:00Z">
         <w:r>
           <w:delText xml:space="preserve"> </w:delText>
         </w:r>
       </w:del>
-      <w:del w:id="114" w:author="PR Preview" w:date="2026-01-01T00:00:00Z">
+      <w:del w:id="118" w:author="PR Preview" w:date="2026-01-01T00:00:00Z">
         <w:r>
           <w:rPr>
             <w:b/>
@@ -52371,29 +52392,9 @@
           <w:delText xml:space="preserve">multilevel model</w:delText>
         </w:r>
       </w:del>
-      <w:del w:id="115" w:author="PR Preview" w:date="2026-01-01T00:00:00Z">
+      <w:del w:id="119" w:author="PR Preview" w:date="2026-01-01T00:00:00Z">
         <w:r>
           <w:delText xml:space="preserve">,</w:delText>
-        </w:r>
-      </w:del>
-      <w:del w:id="116" w:author="PR Preview" w:date="2026-01-01T00:00:00Z">
-        <w:r>
-          <w:delText xml:space="preserve"> </w:delText>
-        </w:r>
-      </w:del>
-      <w:del w:id="117" w:author="PR Preview" w:date="2026-01-01T00:00:00Z">
-        <w:r>
-          <w:delText xml:space="preserve">is a model in which the data depend on group-level parameters,</w:delText>
-        </w:r>
-      </w:del>
-      <w:del w:id="118" w:author="PR Preview" w:date="2026-01-01T00:00:00Z">
-        <w:r>
-          <w:delText xml:space="preserve"> </w:delText>
-        </w:r>
-      </w:del>
-      <w:del w:id="119" w:author="PR Preview" w:date="2026-01-01T00:00:00Z">
-        <w:r>
-          <w:delText xml:space="preserve">and the group-level parameters are themselves random,</w:delText>
         </w:r>
       </w:del>
       <w:del w:id="120" w:author="PR Preview" w:date="2026-01-01T00:00:00Z">
@@ -52403,7 +52404,7 @@
       </w:del>
       <w:del w:id="121" w:author="PR Preview" w:date="2026-01-01T00:00:00Z">
         <w:r>
-          <w:delText xml:space="preserve">with a distribution that depends on further unknown parameters</w:delText>
+          <w:delText xml:space="preserve">is a model in which the data depend on group-level parameters,</w:delText>
         </w:r>
       </w:del>
       <w:del w:id="122" w:author="PR Preview" w:date="2026-01-01T00:00:00Z">
@@ -52413,10 +52414,30 @@
       </w:del>
       <w:del w:id="123" w:author="PR Preview" w:date="2026-01-01T00:00:00Z">
         <w:r>
+          <w:delText xml:space="preserve">and the group-level parameters are themselves random,</w:delText>
+        </w:r>
+      </w:del>
+      <w:del w:id="124" w:author="PR Preview" w:date="2026-01-01T00:00:00Z">
+        <w:r>
+          <w:delText xml:space="preserve"> </w:delText>
+        </w:r>
+      </w:del>
+      <w:del w:id="125" w:author="PR Preview" w:date="2026-01-01T00:00:00Z">
+        <w:r>
+          <w:delText xml:space="preserve">with a distribution that depends on further unknown parameters</w:delText>
+        </w:r>
+      </w:del>
+      <w:del w:id="126" w:author="PR Preview" w:date="2026-01-01T00:00:00Z">
+        <w:r>
+          <w:delText xml:space="preserve"> </w:delText>
+        </w:r>
+      </w:del>
+      <w:del w:id="127" w:author="PR Preview" w:date="2026-01-01T00:00:00Z">
+        <w:r>
           <w:delText xml:space="preserve">(Dobson and Barnett 2018, chap. 12, p. 281)</w:delText>
         </w:r>
       </w:del>
-      <w:del w:id="124" w:author="PR Preview" w:date="2026-01-01T00:00:00Z">
+      <w:del w:id="128" w:author="PR Preview" w:date="2026-01-01T00:00:00Z">
         <w:r>
           <w:delText xml:space="preserve">.</w:delText>
         </w:r>
@@ -52426,7 +52447,7 @@
       <w:pPr>
         <w:pStyle w:val="FirstParagraph"/>
       </w:pPr>
-      <w:ins w:id="125" w:author="PR Preview" w:date="2026-01-01T00:00:00Z">
+      <w:ins w:id="129" w:author="PR Preview" w:date="2026-01-01T00:00:00Z">
         <w:r>
           <w:rPr>
             <w:b/>
@@ -52435,22 +52456,22 @@
           <w:t xml:space="preserve">Definition 22 (Hierarchical model (multilevel model))</w:t>
         </w:r>
       </w:ins>
-      <w:ins w:id="126" w:author="PR Preview" w:date="2026-01-01T00:00:00Z">
+      <w:ins w:id="130" w:author="PR Preview" w:date="2026-01-01T00:00:00Z">
         <w:r>
           <w:t xml:space="preserve"> </w:t>
         </w:r>
       </w:ins>
-      <w:ins w:id="127" w:author="PR Preview" w:date="2026-01-01T00:00:00Z">
+      <w:ins w:id="131" w:author="PR Preview" w:date="2026-01-01T00:00:00Z">
         <w:r>
           <w:t xml:space="preserve">A</w:t>
         </w:r>
       </w:ins>
-      <w:ins w:id="128" w:author="PR Preview" w:date="2026-01-01T00:00:00Z">
+      <w:ins w:id="132" w:author="PR Preview" w:date="2026-01-01T00:00:00Z">
         <w:r>
           <w:t xml:space="preserve"> </w:t>
         </w:r>
       </w:ins>
-      <w:ins w:id="129" w:author="PR Preview" w:date="2026-01-01T00:00:00Z">
+      <w:ins w:id="133" w:author="PR Preview" w:date="2026-01-01T00:00:00Z">
         <w:r>
           <w:rPr>
             <w:b/>
@@ -52459,17 +52480,17 @@
           <w:t xml:space="preserve">hierarchical model</w:t>
         </w:r>
       </w:ins>
-      <w:ins w:id="130" w:author="PR Preview" w:date="2026-01-01T00:00:00Z">
+      <w:ins w:id="134" w:author="PR Preview" w:date="2026-01-01T00:00:00Z">
         <w:r>
           <w:t xml:space="preserve">, also called a</w:t>
         </w:r>
       </w:ins>
-      <w:ins w:id="131" w:author="PR Preview" w:date="2026-01-01T00:00:00Z">
+      <w:ins w:id="135" w:author="PR Preview" w:date="2026-01-01T00:00:00Z">
         <w:r>
           <w:t xml:space="preserve"> </w:t>
         </w:r>
       </w:ins>
-      <w:ins w:id="132" w:author="PR Preview" w:date="2026-01-01T00:00:00Z">
+      <w:ins w:id="136" w:author="PR Preview" w:date="2026-01-01T00:00:00Z">
         <w:r>
           <w:rPr>
             <w:b/>
@@ -52478,29 +52499,9 @@
           <w:t xml:space="preserve">multilevel model</w:t>
         </w:r>
       </w:ins>
-      <w:ins w:id="133" w:author="PR Preview" w:date="2026-01-01T00:00:00Z">
+      <w:ins w:id="137" w:author="PR Preview" w:date="2026-01-01T00:00:00Z">
         <w:r>
           <w:t xml:space="preserve">,</w:t>
-        </w:r>
-      </w:ins>
-      <w:ins w:id="134" w:author="PR Preview" w:date="2026-01-01T00:00:00Z">
-        <w:r>
-          <w:t xml:space="preserve"> </w:t>
-        </w:r>
-      </w:ins>
-      <w:ins w:id="135" w:author="PR Preview" w:date="2026-01-01T00:00:00Z">
-        <w:r>
-          <w:t xml:space="preserve">is a model in which the data depend on group-level parameters,</w:t>
-        </w:r>
-      </w:ins>
-      <w:ins w:id="136" w:author="PR Preview" w:date="2026-01-01T00:00:00Z">
-        <w:r>
-          <w:t xml:space="preserve"> </w:t>
-        </w:r>
-      </w:ins>
-      <w:ins w:id="137" w:author="PR Preview" w:date="2026-01-01T00:00:00Z">
-        <w:r>
-          <w:t xml:space="preserve">and the group-level parameters are themselves random,</w:t>
         </w:r>
       </w:ins>
       <w:ins w:id="138" w:author="PR Preview" w:date="2026-01-01T00:00:00Z">
@@ -52510,7 +52511,7 @@
       </w:ins>
       <w:ins w:id="139" w:author="PR Preview" w:date="2026-01-01T00:00:00Z">
         <w:r>
-          <w:t xml:space="preserve">with a distribution that depends on further unknown parameters</w:t>
+          <w:t xml:space="preserve">is a model in which the data depend on group-level parameters,</w:t>
         </w:r>
       </w:ins>
       <w:ins w:id="140" w:author="PR Preview" w:date="2026-01-01T00:00:00Z">
@@ -52520,10 +52521,30 @@
       </w:ins>
       <w:ins w:id="141" w:author="PR Preview" w:date="2026-01-01T00:00:00Z">
         <w:r>
+          <w:t xml:space="preserve">and the group-level parameters are themselves random,</w:t>
+        </w:r>
+      </w:ins>
+      <w:ins w:id="142" w:author="PR Preview" w:date="2026-01-01T00:00:00Z">
+        <w:r>
+          <w:t xml:space="preserve"> </w:t>
+        </w:r>
+      </w:ins>
+      <w:ins w:id="143" w:author="PR Preview" w:date="2026-01-01T00:00:00Z">
+        <w:r>
+          <w:t xml:space="preserve">with a distribution that depends on further unknown parameters</w:t>
+        </w:r>
+      </w:ins>
+      <w:ins w:id="144" w:author="PR Preview" w:date="2026-01-01T00:00:00Z">
+        <w:r>
+          <w:t xml:space="preserve"> </w:t>
+        </w:r>
+      </w:ins>
+      <w:ins w:id="145" w:author="PR Preview" w:date="2026-01-01T00:00:00Z">
+        <w:r>
           <w:t xml:space="preserve">(Dobson and Barnett 2018, chap. 12, p. 281)</w:t>
         </w:r>
       </w:ins>
-      <w:ins w:id="142" w:author="PR Preview" w:date="2026-01-01T00:00:00Z">
+      <w:ins w:id="146" w:author="PR Preview" w:date="2026-01-01T00:00:00Z">
         <w:r>
           <w:t xml:space="preserve">.</w:t>
         </w:r>
